--- a/docx/189.Tạo và quản lý bộ sưu tập cá nhân_SRS_AI_Generated.docx
+++ b/docx/189.Tạo và quản lý bộ sưu tập cá nhân_SRS_AI_Generated.docx
@@ -43,7 +43,7 @@
     </w:p>
     <w:p>
       <w:r>
-        <w:t xml:space="preserve">Cho phép NSD là người dùng đã đăng nhập tổ chức và quản lý các nội dung đã lưu (văn bản pháp luật, tin bài, tư vấn pháp lý) thành các "bộ sưu tập" có tên, màu sắc và biểu tượng riêng. Bộ sưu tập là cấp độ tổ chức nâng cao hơn so với tính năng "Yêu thích" đơn giản (UC192): người dùng có thể tạo nhiều bộ sưu tập theo chủ đề khác nhau, thêm/xóa nội dung linh hoạt, tìm kiếm trong bộ sưu tập và chia sẻ bộ sưu tập dưới dạng link read-only.</w:t>
+        <w:t xml:space="preserve">Cho phép NSD là người dùng đã đăng nhập tổ chức và quản lý các nội dung đã lưu (văn bản pháp luật, tin bài, tư vấn pháp lý) thành các "bộ sưu tập" có tên, màu sắc và biểu tượng riêng. Bộ sưu tập là cấp độ tổ chức nâng cao hơn so với tính năng "Yêu thích" đơn giản (UC192): người dùng có thể tạo nhiều bộ sưu tập theo chủ đề khác nhau, thêm/xóa nội dung linh hoạt, tìm kiếm trong bộ sưu tập và chia sẻ bộ sưu tập dưới dạng liên kết read-only.</w:t>
       </w:r>
     </w:p>
     <w:p>
@@ -90,7 +90,7 @@
         <w:t xml:space="preserve">Người dùng chưa đăng nhập</w:t>
       </w:r>
       <w:r>
-        <w:t xml:space="preserve">: Không có quyền tạo hoặc xem bộ sưu tập cá nhân. Nếu nhấn icon bookmark trên trang nội dung, hệ thống hiển thị prompt đăng nhập.</w:t>
+        <w:t xml:space="preserve">: Không có quyền tạo hoặc xem bộ sưu tập cá nhân. Nếu nhấn biểu tượng bookmark trên trang nội dung, hệ thống hiển thị prompt đăng nhập.</w:t>
       </w:r>
     </w:p>
     <w:p>
@@ -109,7 +109,7 @@
         <w:t xml:space="preserve">Người dùng đã đăng nhập (Cá nhân hoặc Tổ chức)</w:t>
       </w:r>
       <w:r>
-        <w:t xml:space="preserve">: Tạo, xem, chỉnh sửa và xóa bộ sưu tập của chính mình. Thêm/xóa nội dung trong bộ sưu tập. Chia sẻ bộ sưu tập (link public readonly).</w:t>
+        <w:t xml:space="preserve">: Tạo, xem, chỉnh sửa và xóa bộ sưu tập của chính mình. Thêm/xóa nội dung trong bộ sưu tập. Chia sẻ bộ sưu tập (liên kết public readonly).</w:t>
       </w:r>
     </w:p>
     <w:p>
@@ -125,7 +125,7 @@
           <w:b/>
           <w:bCs/>
         </w:rPr>
-        <w:t xml:space="preserve">Người dùng khác (qua link chia sẻ)</w:t>
+        <w:t xml:space="preserve">Người dùng khác (qua liên kết chia sẻ)</w:t>
       </w:r>
       <w:r>
         <w:t xml:space="preserve">: Xem nội dung bộ sưu tập được chia sẻ (chế độ readonly). Không thể chỉnh sửa hoặc thêm nội dung.</w:t>
@@ -213,7 +213,7 @@
         </w:numPr>
       </w:pPr>
       <w:r>
-        <w:t xml:space="preserve">Link chia sẻ có hiệu lực 30 ngày kể từ ngày tạo (có thể gia hạn).</w:t>
+        <w:t xml:space="preserve">liên kết chia sẻ có hiệu lực 30 ngày kể từ ngày tạo (có thể gia hạn).</w:t>
       </w:r>
     </w:p>
     <w:p>
@@ -1179,7 +1179,7 @@
                 <w:sz w:val="18"/>
                 <w:szCs w:val="18"/>
               </w:rPr>
-              <w:t xml:space="preserve">Mở modal tạo bộ sưu tập mới (xem MH03).</w:t>
+              <w:t xml:space="preserve">Mở hộp thoại tạo bộ sưu tập mới (xem MH03).</w:t>
             </w:r>
           </w:p>
         </w:tc>
@@ -1759,7 +1759,7 @@
                 <w:sz w:val="18"/>
                 <w:szCs w:val="18"/>
               </w:rPr>
-              <w:t xml:space="preserve">Phần header card có màu nền do người dùng chọn khi tạo (8 màu preset hoặc custom hex).</w:t>
+              <w:t xml:space="preserve">Phần phần đầu trang card có màu nền do người dùng chọn khi tạo (8 màu preset hoặc custom hex).</w:t>
             </w:r>
           </w:p>
         </w:tc>
@@ -1864,7 +1864,7 @@
                 <w:sz w:val="18"/>
                 <w:szCs w:val="18"/>
               </w:rPr>
-              <w:t xml:space="preserve">Hiển thị ở giữa phần header màu nền. Kích thước 48×48px.</w:t>
+              <w:t xml:space="preserve">Hiển thị ở giữa phần phần đầu trang màu nền. Kích thước 48×48px.</w:t>
             </w:r>
           </w:p>
         </w:tc>
@@ -2389,7 +2389,7 @@
                 <w:sz w:val="18"/>
                 <w:szCs w:val="18"/>
               </w:rPr>
-              <w:t xml:space="preserve">Hiển thị icon link "🔗 Đã chia sẻ" nếu bộ sưu tập có link public đang hoạt động.</w:t>
+              <w:t xml:space="preserve">Hiển thị biểu tượng liên kết "🔗 Đã chia sẻ" nếu bộ sưu tập có liên kết public đang hoạt động.</w:t>
             </w:r>
           </w:p>
         </w:tc>
@@ -2494,7 +2494,7 @@
                 <w:sz w:val="18"/>
                 <w:szCs w:val="18"/>
               </w:rPr>
-              <w:t xml:space="preserve">Xuất hiện khi hover card hoặc nhấn icon ⋮ góc phải card. Xem MH02 - Chức năng.</w:t>
+              <w:t xml:space="preserve">Xuất hiện khi rê chuột card hoặc nhấn biểu tượng ⋮ góc phải card. Xem MH02 - Chức năng.</w:t>
             </w:r>
           </w:p>
         </w:tc>
@@ -2723,7 +2723,7 @@
                 <w:sz w:val="18"/>
                 <w:szCs w:val="18"/>
               </w:rPr>
-              <w:t xml:space="preserve">Mở modal chỉnh sửa (tương tự modal tạo MH03 nhưng điền sẵn thông tin hiện tại).</w:t>
+              <w:t xml:space="preserve">Mở hộp thoại chỉnh sửa (tương tự hộp thoại tạo MH03 nhưng điền sẵn thông tin hiện tại).</w:t>
             </w:r>
           </w:p>
         </w:tc>
@@ -2808,7 +2808,7 @@
                 <w:sz w:val="18"/>
                 <w:szCs w:val="18"/>
               </w:rPr>
-              <w:t xml:space="preserve">Mở dialog chia sẻ (xem MH06).</w:t>
+              <w:t xml:space="preserve">Mở hộp thoại chia sẻ (xem MH06).</w:t>
             </w:r>
           </w:p>
         </w:tc>
@@ -2893,7 +2893,7 @@
                 <w:sz w:val="18"/>
                 <w:szCs w:val="18"/>
               </w:rPr>
-              <w:t xml:space="preserve">Hiển thị dialog xác nhận "Xóa bộ sưu tập '[Tên]'? Tất cả X mục trong bộ sưu tập sẽ bị xóa. Hành động này không thể hoàn tác." Nhấn "Xóa" → gọi API xóa, card biến khỏi danh sách với animation fade-out.</w:t>
+              <w:t xml:space="preserve">Hiển thị hộp thoại xác nhận "Xóa bộ sưu tập '[Tên]'? Tất cả X mục trong bộ sưu tập sẽ bị xóa. Hành động này không thể hoàn tác." Nhấn "Xóa" → gọi API xóa, card biến khỏi danh sách với animation fade-out.</w:t>
             </w:r>
           </w:p>
         </w:tc>
@@ -3037,7 +3037,7 @@
     </w:p>
     <w:p>
       <w:r>
-        <w:t xml:space="preserve">Modal dialog xuất hiện khi nhấn "+ Tạo bộ sưu tập" hoặc "Chỉnh sửa" từ menu card. Cho phép nhập tên, chọn icon emoji, chọn màu nền và nhập mô tả cho bộ sưu tập.</w:t>
+        <w:t xml:space="preserve">hộp thoại hộp thoại xuất hiện khi nhấn "+ Tạo bộ sưu tập" hoặc "Chỉnh sửa" từ menu card. Cho phép nhập tên, chọn biểu tượng emoji, chọn màu nền và nhập mô tả cho bộ sưu tập.</w:t>
       </w:r>
     </w:p>
     <w:p>
@@ -3408,7 +3408,7 @@
                 <w:sz w:val="18"/>
                 <w:szCs w:val="18"/>
               </w:rPr>
-              <w:t xml:space="preserve">Hiển thị preview real-time của card bộ sưu tập khi người dùng thay đổi tên, icon, màu.</w:t>
+              <w:t xml:space="preserve">Hiển thị preview real-time của card bộ sưu tập khi người dùng thay đổi tên, biểu tượng, màu.</w:t>
             </w:r>
           </w:p>
         </w:tc>
@@ -3513,7 +3513,7 @@
                 <w:sz w:val="18"/>
                 <w:szCs w:val="18"/>
               </w:rPr>
-              <w:t xml:space="preserve">Tối đa 100 ký tự. Hiển thị bộ đếm ký tự còn lại. Validate: không được để trống, không trùng tên với bộ sưu tập khác của cùng người dùng.</w:t>
+              <w:t xml:space="preserve">Tối đa 100 ký tự. Hiển thị bộ đếm ký tự còn lại. kiểm tra tính hợp lệ: không được để trống, không trùng tên với bộ sưu tập khác của cùng người dùng.</w:t>
             </w:r>
           </w:p>
         </w:tc>
@@ -3933,7 +3933,7 @@
                 <w:sz w:val="18"/>
                 <w:szCs w:val="18"/>
               </w:rPr>
-              <w:t xml:space="preserve">"Riêng tư" (chỉ mình xem) / "Chia sẻ qua link" (bất kỳ ai có link). Lưu ý: không phải "Công khai" (không hiển thị cho mọi người tìm kiếm được).</w:t>
+              <w:t xml:space="preserve">"Riêng tư" (chỉ mình xem) / "Chia sẻ qua liên kết" (bất kỳ ai có liên kết). Lưu ý: không phải "Công khai" (không hiển thị cho mọi người tìm kiếm được).</w:t>
             </w:r>
           </w:p>
         </w:tc>
@@ -4162,7 +4162,7 @@
                 <w:sz w:val="18"/>
                 <w:szCs w:val="18"/>
               </w:rPr>
-              <w:t xml:space="preserve">Validate: tên không rỗng, không trùng. Nếu hợp lệ: gọi API tạo/cập nhật, đóng modal, hiển thị toast "Đã tạo bộ sưu tập '[Tên]'" / "Đã cập nhật bộ sưu tập". Nếu tạo mới: card mới xuất hiện đầu grid.</w:t>
+              <w:t xml:space="preserve">kiểm tra tính hợp lệ: tên không rỗng, không trùng. Nếu hợp lệ: gọi API tạo/cập nhật, đóng hộp thoại, hiển thị thông báo nhỏ "Đã tạo bộ sưu tập '[Tên]'" / "Đã cập nhật bộ sưu tập". Nếu tạo mới: card mới xuất hiện đầu grid.</w:t>
             </w:r>
           </w:p>
         </w:tc>
@@ -4247,7 +4247,7 @@
                 <w:sz w:val="18"/>
                 <w:szCs w:val="18"/>
               </w:rPr>
-              <w:t xml:space="preserve">Đóng modal, không lưu thay đổi.</w:t>
+              <w:t xml:space="preserve">Đóng hộp thoại, không lưu thay đổi.</w:t>
             </w:r>
           </w:p>
         </w:tc>
@@ -5182,7 +5182,7 @@
                 <w:sz w:val="18"/>
                 <w:szCs w:val="18"/>
               </w:rPr>
-              <w:t xml:space="preserve">"Bộ sưu tập này chưa có nội dung. Khi xem văn bản, tin bài hay tư vấn, nhấn icon 🔖 để thêm vào đây."</w:t>
+              <w:t xml:space="preserve">"Bộ sưu tập này chưa có nội dung. Khi xem văn bản, tin bài hay tư vấn, nhấn biểu tượng 🔖 để thêm vào đây."</w:t>
             </w:r>
           </w:p>
         </w:tc>
@@ -5411,7 +5411,7 @@
                 <w:sz w:val="18"/>
                 <w:szCs w:val="18"/>
               </w:rPr>
-              <w:t xml:space="preserve">Mở modal chỉnh sửa (MH03 ở chế độ sửa).</w:t>
+              <w:t xml:space="preserve">Mở hộp thoại chỉnh sửa (MH03 ở chế độ sửa).</w:t>
             </w:r>
           </w:p>
         </w:tc>
@@ -5496,7 +5496,7 @@
                 <w:sz w:val="18"/>
                 <w:szCs w:val="18"/>
               </w:rPr>
-              <w:t xml:space="preserve">Mở dialog chia sẻ (MH06).</w:t>
+              <w:t xml:space="preserve">Mở hộp thoại chia sẻ (MH06).</w:t>
             </w:r>
           </w:p>
         </w:tc>
@@ -6181,7 +6181,7 @@
                 <w:sz w:val="18"/>
                 <w:szCs w:val="18"/>
               </w:rPr>
-              <w:t xml:space="preserve">Ảnh thumbnail nếu tin bài có ảnh, icon tài liệu nếu là văn bản pháp luật. Kích thước 80×60px.</w:t>
+              <w:t xml:space="preserve">Ảnh thumbnail nếu tin bài có ảnh, biểu tượng tài liệu nếu là văn bản pháp luật. Kích thước 80×60px.</w:t>
             </w:r>
           </w:p>
         </w:tc>
@@ -6601,7 +6601,7 @@
                 <w:sz w:val="18"/>
                 <w:szCs w:val="18"/>
               </w:rPr>
-              <w:t xml:space="preserve">Hiển thị khi hover item (desktop) hoặc trong menu ⋮ (mobile).</w:t>
+              <w:t xml:space="preserve">Hiển thị khi rê chuột item (desktop) hoặc trong menu ⋮ (mobile).</w:t>
             </w:r>
           </w:p>
         </w:tc>
@@ -6706,7 +6706,7 @@
                 <w:sz w:val="18"/>
                 <w:szCs w:val="18"/>
               </w:rPr>
-              <w:t xml:space="preserve">Menu item trong ⋮: "Di chuyển sang bộ sưu tập khác" → hiển thị dropdown danh sách BST của người dùng để chọn.</w:t>
+              <w:t xml:space="preserve">Menu item trong ⋮: "Di chuyển sang bộ sưu tập khác" → hiển thị danh sách thả xuống danh sách BST của người dùng để chọn.</w:t>
             </w:r>
           </w:p>
         </w:tc>
@@ -7020,7 +7020,7 @@
                 <w:sz w:val="18"/>
                 <w:szCs w:val="18"/>
               </w:rPr>
-              <w:t xml:space="preserve">Không cần xác nhận thêm (chỉ xóa item khỏi BST này, không xóa nội dung gốc). Hiển thị toast "Đã xóa khỏi bộ sưu tập" với tùy chọn "Hoàn tác" (undo trong 5 giây).</w:t>
+              <w:t xml:space="preserve">Không cần xác nhận thêm (chỉ xóa item khỏi BST này, không xóa nội dung gốc). Hiển thị thông báo nhỏ "Đã xóa khỏi bộ sưu tập" với tùy chọn "Hoàn tác" (undo trong 5 giây).</w:t>
             </w:r>
           </w:p>
         </w:tc>
@@ -7105,7 +7105,7 @@
                 <w:sz w:val="18"/>
                 <w:szCs w:val="18"/>
               </w:rPr>
-              <w:t xml:space="preserve">Dropdown danh sách BST. Nhấn chọn → item biến khỏi BST hiện tại và xuất hiện trong BST đích.</w:t>
+              <w:t xml:space="preserve">danh sách thả xuống danh sách BST. Nhấn chọn → item biến khỏi BST hiện tại và xuất hiện trong BST đích.</w:t>
             </w:r>
           </w:p>
         </w:tc>
@@ -7190,7 +7190,7 @@
                 <w:sz w:val="18"/>
                 <w:szCs w:val="18"/>
               </w:rPr>
-              <w:t xml:space="preserve">Copy URL của trang nội dung vào clipboard. Hiển thị toast "Đã sao chép link".</w:t>
+              <w:t xml:space="preserve">Copy URL của trang nội dung vào clipboard. Hiển thị thông báo nhỏ "Đã sao chép liên kết".</w:t>
             </w:r>
           </w:p>
         </w:tc>
@@ -7249,7 +7249,7 @@
     </w:p>
     <w:p>
       <w:r>
-        <w:t xml:space="preserve">Dialog chia sẻ bộ sưu tập, cho phép tạo link public readonly để chia sẻ toàn bộ danh sách nội dung trong bộ sưu tập với người khác mà không cần đăng nhập.</w:t>
+        <w:t xml:space="preserve">hộp thoại chia sẻ bộ sưu tập, cho phép tạo liên kết public readonly để chia sẻ toàn bộ danh sách nội dung trong bộ sưu tập với người khác mà không cần đăng nhập.</w:t>
       </w:r>
     </w:p>
     <w:p>
@@ -7515,7 +7515,7 @@
                 <w:sz w:val="18"/>
                 <w:szCs w:val="18"/>
               </w:rPr>
-              <w:t xml:space="preserve">Toggle "Bật chia sẻ qua link". Khi bật: tạo link public. Khi tắt: vô hiệu hóa link cũ (ai truy cập link cũ sẽ thấy thông báo "Link đã hết hiệu lực").</w:t>
+              <w:t xml:space="preserve">Toggle "Bật chia sẻ qua liên kết". Khi bật: tạo liên kết public. Khi tắt: vô hiệu hóa liên kết cũ (ai truy cập liên kết cũ sẽ thấy thông báo "liên kết đã hết hiệu lực").</w:t>
             </w:r>
           </w:p>
         </w:tc>
@@ -7740,7 +7740,7 @@
                 <w:sz w:val="18"/>
                 <w:szCs w:val="18"/>
               </w:rPr>
-              <w:t xml:space="preserve">"Link có hiệu lực đến: DD/MM/YYYY".</w:t>
+              <w:t xml:space="preserve">"liên kết có hiệu lực đến: DD/MM/YYYY".</w:t>
             </w:r>
           </w:p>
         </w:tc>
@@ -7845,7 +7845,7 @@
                 <w:sz w:val="18"/>
                 <w:szCs w:val="18"/>
               </w:rPr>
-              <w:t xml:space="preserve">Chỉ hiển thị khi link sắp hết hạn (còn ≤ 7 ngày).</w:t>
+              <w:t xml:space="preserve">Chỉ hiển thị khi liên kết sắp hết hạn (còn ≤ 7 ngày).</w:t>
             </w:r>
           </w:p>
         </w:tc>
@@ -8074,7 +8074,7 @@
                 <w:sz w:val="18"/>
                 <w:szCs w:val="18"/>
               </w:rPr>
-              <w:t xml:space="preserve">Bật → gọi API tạo/kích hoạt link, hiển thị link. Tắt → gọi API vô hiệu hóa link, ẩn ô link.</w:t>
+              <w:t xml:space="preserve">Bật → gọi API tạo/kích hoạt liên kết, hiển thị liên kết. Tắt → gọi API vô hiệu hóa liên kết, ẩn ô liên kết.</w:t>
             </w:r>
           </w:p>
         </w:tc>
@@ -8159,7 +8159,7 @@
                 <w:sz w:val="18"/>
                 <w:szCs w:val="18"/>
               </w:rPr>
-              <w:t xml:space="preserve">Copy URL vào clipboard. Hiển thị toast "Đã sao chép link chia sẻ".</w:t>
+              <w:t xml:space="preserve">Copy URL vào clipboard. Hiển thị thông báo nhỏ "Đã sao chép liên kết chia sẻ".</w:t>
             </w:r>
           </w:p>
         </w:tc>
@@ -8244,7 +8244,7 @@
                 <w:sz w:val="18"/>
                 <w:szCs w:val="18"/>
               </w:rPr>
-              <w:t xml:space="preserve">Mở share dialog của nền tảng tương ứng với link và tiêu đề bộ sưu tập.</w:t>
+              <w:t xml:space="preserve">Mở share hộp thoại của nền tảng tương ứng với liên kết và tiêu đề bộ sưu tập.</w:t>
             </w:r>
           </w:p>
         </w:tc>
@@ -8329,7 +8329,7 @@
                 <w:sz w:val="18"/>
                 <w:szCs w:val="18"/>
               </w:rPr>
-              <w:t xml:space="preserve">Thu hồi link cũ và tạo link mới với token mới. Hiện xác nhận trước khi thực hiện ("Link cũ sẽ không còn hiệu lực").</w:t>
+              <w:t xml:space="preserve">Thu hồi liên kết cũ và tạo liên kết mới với token mới. Hiện xác nhận trước khi thực hiện ("liên kết cũ sẽ không còn hiệu lực").</w:t>
             </w:r>
           </w:p>
         </w:tc>
@@ -8388,7 +8388,7 @@
     </w:p>
     <w:p>
       <w:r>
-        <w:t xml:space="preserve">Dropdown/popover xuất hiện khi người dùng nhấn icon bookmark (🔖) trên trang xem nội dung bất kỳ (văn bản, tin bài, tư vấn). Cho phép chọn nhanh bộ sưu tập để lưu nội dung đang xem.</w:t>
+        <w:t xml:space="preserve">danh sách thả xuống/popover xuất hiện khi người dùng nhấn biểu tượng bookmark (🔖) trên trang xem nội dung bất kỳ (văn bản, tin bài, tư vấn). Cho phép chọn nhanh bộ sưu tập để lưu nội dung đang xem.</w:t>
       </w:r>
     </w:p>
     <w:p>
@@ -8759,7 +8759,7 @@
                 <w:sz w:val="18"/>
                 <w:szCs w:val="18"/>
               </w:rPr>
-              <w:t xml:space="preserve">Liệt kê tối đa 5 BST gần đây nhất. Mỗi item: emoji + tên BST + số lượng item. Checkbox tích nếu nội dung hiện tại đã có trong BST đó.</w:t>
+              <w:t xml:space="preserve">Liệt kê tối đa 5 BST gần đây nhất. Mỗi item: emoji + tên BST + số lượng item. hộp kiểm tích nếu nội dung hiện tại đã có trong BST đó.</w:t>
             </w:r>
           </w:p>
         </w:tc>
@@ -8969,7 +8969,7 @@
                 <w:sz w:val="18"/>
                 <w:szCs w:val="18"/>
               </w:rPr>
-              <w:t xml:space="preserve">Ở cuối danh sách. Mở modal tạo BST (MH03) inline hoặc trong overlay.</w:t>
+              <w:t xml:space="preserve">Ở cuối danh sách. Mở hộp thoại tạo BST (MH03) trực tiếp hoặc trong overlay.</w:t>
             </w:r>
           </w:p>
         </w:tc>
@@ -9198,7 +9198,7 @@
                 <w:sz w:val="18"/>
                 <w:szCs w:val="18"/>
               </w:rPr>
-              <w:t xml:space="preserve">Click vào BST: nếu chưa có → thêm item vào BST, checkbox tích, toast "Đã thêm vào '[Tên BST]'". Nếu đã có → xóa khỏi BST, checkbox bỏ tích, toast "Đã xóa khỏi '[Tên BST]'".</w:t>
+              <w:t xml:space="preserve">Click vào BST: nếu chưa có → thêm item vào BST, hộp kiểm tích, thông báo nhỏ "Đã thêm vào '[Tên BST]'". Nếu đã có → xóa khỏi BST, hộp kiểm bỏ tích, thông báo nhỏ "Đã xóa khỏi '[Tên BST]'".</w:t>
             </w:r>
           </w:p>
         </w:tc>
@@ -9283,7 +9283,7 @@
                 <w:sz w:val="18"/>
                 <w:szCs w:val="18"/>
               </w:rPr>
-              <w:t xml:space="preserve">Mở modal tạo BST. Sau khi tạo thành công: BST mới xuất hiện đầu danh sách, nội dung được thêm tự động vào BST mới đó.</w:t>
+              <w:t xml:space="preserve">Mở hộp thoại tạo BST. Sau khi tạo thành công: BST mới xuất hiện đầu danh sách, nội dung được thêm tự động vào BST mới đó.</w:t>
             </w:r>
           </w:p>
         </w:tc>
